--- a/src/briefloop/template_assets/stock-research-zh-t1.docx
+++ b/src/briefloop/template_assets/stock-research-zh-t1.docx
@@ -49,160 +49,6 @@
       </w:r>
     </w:p>
     <w:p/>
-    <w:tbl>
-      <w:tblPr>
-        <w:tblW w:type="auto" w:w="0"/>
-        <w:tblLook w:firstColumn="1" w:firstRow="1" w:lastColumn="0" w:lastRow="0" w:noHBand="0" w:noVBand="1" w:val="04A0"/>
-        <w:tblBorders>
-          <w:top w:val="single" w:sz="8" w:color="1E2320"/>
-          <w:bottom w:val="single" w:sz="8" w:color="1E2320"/>
-          <w:left w:val="none" w:sz="0" w:color="1E2320"/>
-          <w:right w:val="none" w:sz="0" w:color="1E2320"/>
-          <w:insideH w:val="single" w:sz="4" w:color="1E2320"/>
-          <w:insideV w:val="none" w:sz="0" w:color="1E2320"/>
-        </w:tblBorders>
-      </w:tblPr>
-      <w:tblGrid>
-        <w:gridCol w:w="4320"/>
-        <w:gridCol w:w="4320"/>
-      </w:tblGrid>
-      <w:tr>
-        <w:tc>
-          <w:tcPr>
-            <w:tcW w:type="dxa" w:w="4320"/>
-          </w:tcPr>
-          <w:p>
-            <w:r>
-              <w:rPr>
-                <w:rFonts w:ascii="Arial" w:hAnsi="Arial" w:eastAsia="宋体"/>
-                <w:b/>
-                <w:color w:val="1E2320"/>
-                <w:sz w:val="21"/>
-              </w:rPr>
-              <w:t>投资评级：</w:t>
-            </w:r>
-          </w:p>
-        </w:tc>
-        <w:tc>
-          <w:tcPr>
-            <w:tcW w:type="dxa" w:w="4320"/>
-          </w:tcPr>
-          <w:p>
-            <w:r>
-              <w:rPr>
-                <w:rFonts w:ascii="Arial" w:hAnsi="Arial" w:eastAsia="宋体"/>
-                <w:b w:val="0"/>
-                <w:color w:val="1E2320"/>
-                <w:sz w:val="21"/>
-              </w:rPr>
-              <w:t>待定（首次覆盖时更新）</w:t>
-            </w:r>
-          </w:p>
-        </w:tc>
-      </w:tr>
-      <w:tr>
-        <w:tc>
-          <w:tcPr>
-            <w:tcW w:type="dxa" w:w="4320"/>
-          </w:tcPr>
-          <w:p>
-            <w:r>
-              <w:rPr>
-                <w:rFonts w:ascii="Arial" w:hAnsi="Arial" w:eastAsia="宋体"/>
-                <w:b/>
-                <w:color w:val="1E2320"/>
-                <w:sz w:val="21"/>
-              </w:rPr>
-              <w:t>目标价：</w:t>
-            </w:r>
-          </w:p>
-        </w:tc>
-        <w:tc>
-          <w:tcPr>
-            <w:tcW w:type="dxa" w:w="4320"/>
-          </w:tcPr>
-          <w:p>
-            <w:r>
-              <w:rPr>
-                <w:rFonts w:ascii="Arial" w:hAnsi="Arial" w:eastAsia="宋体"/>
-                <w:b w:val="0"/>
-                <w:color w:val="1E2320"/>
-                <w:sz w:val="21"/>
-              </w:rPr>
-              <w:t>＿＿＿＿</w:t>
-            </w:r>
-          </w:p>
-        </w:tc>
-      </w:tr>
-      <w:tr>
-        <w:tc>
-          <w:tcPr>
-            <w:tcW w:type="dxa" w:w="4320"/>
-          </w:tcPr>
-          <w:p>
-            <w:r>
-              <w:rPr>
-                <w:rFonts w:ascii="Arial" w:hAnsi="Arial" w:eastAsia="宋体"/>
-                <w:b/>
-                <w:color w:val="1E2320"/>
-                <w:sz w:val="21"/>
-              </w:rPr>
-              <w:t>现价：</w:t>
-            </w:r>
-          </w:p>
-        </w:tc>
-        <w:tc>
-          <w:tcPr>
-            <w:tcW w:type="dxa" w:w="4320"/>
-          </w:tcPr>
-          <w:p>
-            <w:r>
-              <w:rPr>
-                <w:rFonts w:ascii="Arial" w:hAnsi="Arial" w:eastAsia="宋体"/>
-                <w:b w:val="0"/>
-                <w:color w:val="1E2320"/>
-                <w:sz w:val="21"/>
-              </w:rPr>
-              <w:t>＿＿＿＿</w:t>
-            </w:r>
-          </w:p>
-        </w:tc>
-      </w:tr>
-      <w:tr>
-        <w:tc>
-          <w:tcPr>
-            <w:tcW w:type="dxa" w:w="4320"/>
-          </w:tcPr>
-          <w:p>
-            <w:r>
-              <w:rPr>
-                <w:rFonts w:ascii="Arial" w:hAnsi="Arial" w:eastAsia="宋体"/>
-                <w:b/>
-                <w:color w:val="1E2320"/>
-                <w:sz w:val="21"/>
-              </w:rPr>
-              <w:t>报告日期：</w:t>
-            </w:r>
-          </w:p>
-        </w:tc>
-        <w:tc>
-          <w:tcPr>
-            <w:tcW w:type="dxa" w:w="4320"/>
-          </w:tcPr>
-          <w:p>
-            <w:r>
-              <w:rPr>
-                <w:rFonts w:ascii="Arial" w:hAnsi="Arial" w:eastAsia="宋体"/>
-                <w:b w:val="0"/>
-                <w:color w:val="1E2320"/>
-                <w:sz w:val="21"/>
-              </w:rPr>
-              <w:t>{{report_date}}</w:t>
-            </w:r>
-          </w:p>
-        </w:tc>
-      </w:tr>
-    </w:tbl>
     <w:p>
       <w:r>
         <w:br w:type="page"/>
@@ -262,20 +108,6 @@
           <w:sz w:val="30"/>
         </w:rPr>
         <w:t>风险提示</w:t>
-      </w:r>
-    </w:p>
-    <w:p>
-      <w:pPr>
-        <w:pStyle w:val="Heading1"/>
-      </w:pPr>
-      <w:r>
-        <w:rPr>
-          <w:rFonts w:ascii="Arial" w:hAnsi="Arial" w:eastAsia="黑体"/>
-          <w:b/>
-          <w:color w:val="006838"/>
-          <w:sz w:val="30"/>
-        </w:rPr>
-        <w:t>免责声明</w:t>
       </w:r>
     </w:p>
     <w:p>

--- a/src/briefloop/template_assets/stock-research-zh-t1.docx
+++ b/src/briefloop/template_assets/stock-research-zh-t1.docx
@@ -19,9 +19,9 @@
     </w:p>
     <w:p>
       <w:pPr>
+        <w:shd w:val="clear" w:fill="006838"/>
         <w:spacing w:before="240"/>
         <w:jc w:val="center"/>
-        <w:shd w:val="clear" w:fill="006838"/>
       </w:pPr>
       <w:r>
         <w:rPr>
@@ -118,15 +118,15 @@
     <w:tbl>
       <w:tblPr>
         <w:tblW w:type="auto" w:w="0"/>
-        <w:tblLook w:firstColumn="1" w:firstRow="1" w:lastColumn="0" w:lastRow="0" w:noHBand="0" w:noVBand="1" w:val="04A0"/>
         <w:tblBorders>
           <w:top w:val="single" w:sz="8" w:color="1E2320"/>
+          <w:left w:val="none" w:sz="0" w:color="1E2320"/>
           <w:bottom w:val="single" w:sz="8" w:color="1E2320"/>
-          <w:left w:val="none" w:sz="0" w:color="1E2320"/>
           <w:right w:val="none" w:sz="0" w:color="1E2320"/>
           <w:insideH w:val="single" w:sz="4" w:color="1E2320"/>
           <w:insideV w:val="none" w:sz="0" w:color="1E2320"/>
         </w:tblBorders>
+        <w:tblLook w:firstColumn="1" w:firstRow="1" w:lastColumn="0" w:lastRow="0" w:noHBand="0" w:noVBand="1" w:val="04A0"/>
       </w:tblPr>
       <w:tblGrid>
         <w:gridCol w:w="2880"/>
@@ -137,10 +137,10 @@
         <w:tc>
           <w:tcPr>
             <w:tcW w:type="dxa" w:w="2880"/>
-            <w:shd w:val="clear" w:fill="EEF2F9"/>
             <w:tcBorders>
               <w:bottom w:val="single" w:sz="8" w:color="1E2320"/>
             </w:tcBorders>
+            <w:shd w:val="clear" w:fill="EEF2F9"/>
           </w:tcPr>
           <w:p>
             <w:r>
@@ -154,10 +154,10 @@
         <w:tc>
           <w:tcPr>
             <w:tcW w:type="dxa" w:w="2880"/>
-            <w:shd w:val="clear" w:fill="EEF2F9"/>
             <w:tcBorders>
               <w:bottom w:val="single" w:sz="8" w:color="1E2320"/>
             </w:tcBorders>
+            <w:shd w:val="clear" w:fill="EEF2F9"/>
           </w:tcPr>
           <w:p>
             <w:r>
@@ -171,10 +171,10 @@
         <w:tc>
           <w:tcPr>
             <w:tcW w:type="dxa" w:w="2880"/>
-            <w:shd w:val="clear" w:fill="EEF2F9"/>
             <w:tcBorders>
               <w:bottom w:val="single" w:sz="8" w:color="1E2320"/>
             </w:tcBorders>
+            <w:shd w:val="clear" w:fill="EEF2F9"/>
           </w:tcPr>
           <w:p>
             <w:r>
@@ -321,10 +321,10 @@
   <w:p>
     <w:pPr>
       <w:pStyle w:val="Header"/>
-      <w:jc w:val="right"/>
       <w:pBdr>
         <w:bottom w:val="single" w:sz="4" w:color="DEDFD8" w:space="4"/>
       </w:pBdr>
+      <w:jc w:val="right"/>
     </w:pPr>
     <w:r>
       <w:rPr>

--- a/src/briefloop/template_assets/stock-research-zh-t1.docx
+++ b/src/briefloop/template_assets/stock-research-zh-t1.docx
@@ -19,7 +19,7 @@
     </w:p>
     <w:p>
       <w:pPr>
-        <w:shd w:val="clear" w:fill="006838"/>
+        <w:shd w:val="clear" w:fill="2448B8"/>
         <w:spacing w:before="240"/>
         <w:jc w:val="center"/>
       </w:pPr>
@@ -62,7 +62,7 @@
         <w:rPr>
           <w:rFonts w:ascii="Arial" w:hAnsi="Arial" w:eastAsia="黑体"/>
           <w:b/>
-          <w:color w:val="006838"/>
+          <w:color w:val="2448B8"/>
           <w:sz w:val="30"/>
         </w:rPr>
         <w:t>核心观点</w:t>
@@ -76,7 +76,7 @@
         <w:rPr>
           <w:rFonts w:ascii="Arial" w:hAnsi="Arial" w:eastAsia="黑体"/>
           <w:b/>
-          <w:color w:val="006838"/>
+          <w:color w:val="2448B8"/>
           <w:sz w:val="30"/>
         </w:rPr>
         <w:t>事件回顾</w:t>
@@ -90,7 +90,7 @@
         <w:rPr>
           <w:rFonts w:ascii="Arial" w:hAnsi="Arial" w:eastAsia="黑体"/>
           <w:b/>
-          <w:color w:val="006838"/>
+          <w:color w:val="2448B8"/>
           <w:sz w:val="30"/>
         </w:rPr>
         <w:t>盈利预测与估值</w:t>
@@ -104,7 +104,7 @@
         <w:rPr>
           <w:rFonts w:ascii="Arial" w:hAnsi="Arial" w:eastAsia="黑体"/>
           <w:b/>
-          <w:color w:val="006838"/>
+          <w:color w:val="2448B8"/>
           <w:sz w:val="30"/>
         </w:rPr>
         <w:t>风险提示</w:t>
@@ -773,7 +773,7 @@
       <w:rFonts w:asciiTheme="majorHAnsi" w:eastAsiaTheme="majorEastAsia" w:hAnsiTheme="majorHAnsi" w:cstheme="majorBidi" w:ascii="Arial" w:hAnsi="Arial" w:eastAsia="黑体"/>
       <w:b/>
       <w:bCs/>
-      <w:color w:val="006838"/>
+      <w:color w:val="2448B8"/>
       <w:sz w:val="30"/>
       <w:szCs w:val="28"/>
     </w:rPr>
@@ -797,7 +797,7 @@
       <w:rFonts w:asciiTheme="majorHAnsi" w:eastAsiaTheme="majorEastAsia" w:hAnsiTheme="majorHAnsi" w:cstheme="majorBidi" w:ascii="Arial" w:hAnsi="Arial" w:eastAsia="黑体"/>
       <w:b/>
       <w:bCs/>
-      <w:color w:val="006838"/>
+      <w:color w:val="2448B8"/>
       <w:sz w:val="25"/>
       <w:szCs w:val="26"/>
     </w:rPr>
